--- a/cp2025-source-1-rpm-alquran-hadis-kelas-viii-semester-1.docx
+++ b/cp2025-source-1-rpm-alquran-hadis-kelas-viii-semester-1.docx
@@ -141,7 +141,7 @@
           <w:szCs w:val="26"/>
           <w:rtl w:val="0"/>
         </w:rPr>
-        <w:t xml:space="preserve">Elemen: Al-Qur'an Hadis</w:t>
+        <w:t>Elemen: Al-Qur'an hadits</w:t>
       </w:r>
       <w:r>
         <w:rPr>
@@ -1165,7 +1165,7 @@
                 <w:rFonts w:ascii="Arial" w:cs="Arial" w:eastAsia="Arial" w:hAnsi="Arial"/>
                 <w:rtl w:val="0"/>
               </w:rPr>
-              <w:t xml:space="preserve">Al-Qur'an Hadis</w:t>
+              <w:t>Al-Qur'an hadits</w:t>
             </w:r>
           </w:p>
         </w:tc>
@@ -2143,7 +2143,7 @@
                 <w:rFonts w:ascii="Arial" w:cs="Arial" w:eastAsia="Arial" w:hAnsi="Arial"/>
                 <w:rtl w:val="0"/>
               </w:rPr>
-              <w:t xml:space="preserve">Materi ini bersifat kombinasi antara konsep (kaidah tajwid Lam dan Ra), keterampilan (kemampuan membaca tartil), dan karakter (penghayatan nilai toleransi dari ayat dan hadis).</w:t>
+              <w:t>Materi ini bersifat kombinasi antara konsep (kaidah tajwid Lam dan Ra), keterampilan (kemampuan membaca tartil), dan karakter (penghayatan nilai toleransi dari ayat dan hadits).</w:t>
             </w:r>
           </w:p>
         </w:tc>
@@ -2299,7 +2299,7 @@
                 <w:rFonts w:ascii="Arial" w:cs="Arial" w:eastAsia="Arial" w:hAnsi="Arial"/>
                 <w:rtl w:val="0"/>
               </w:rPr>
-              <w:t xml:space="preserve">Meliputi: (1) bacaan tartil Q.S. al-Baqarah/2:256; (2) kaidah tajwid Lam tafkhim/tarqiq dan Ra tafkhim/tarqiq; (3) makna ayat dan hadis terkait toleransi; (4) penerapan sikap toleransi di lingkungan sekolah dan masyarakat.</w:t>
+              <w:t>Meliputi: (1) bacaan tartil Q.S. al-Baqarah/2:256; (2) kaidah tajwid Lam tafkhim/tarqiq dan Ra tafkhim/tarqiq; (3) makna ayat dan hadits terkait toleransi; (4) penerapan sikap toleransi di lingkungan sekolah dan masyarakat.</w:t>
             </w:r>
           </w:p>
         </w:tc>
@@ -2455,7 +2455,7 @@
                 <w:rFonts w:ascii="Arial" w:cs="Arial" w:eastAsia="Arial" w:hAnsi="Arial"/>
                 <w:rtl w:val="0"/>
               </w:rPr>
-              <w:t xml:space="preserve">Nilai yang diintegrasikan antara lain: toleransi (tasamuh), menghargai perbedaan, cinta damai, tanggung jawab sosial, dan kepedulian terhadap sesama sebagai wujud keimanan kepada Allah Swt.</w:t>
+              <w:t>Nilai yang diintegrasikan antara lain: toleransi (tasamuh), menghargai perbedaan, cinta damai, tanggung jawab sosial, dan kepedulian terhadap sesama sebagai wujud keimanan kepada Alloh Subhanahu Wata'ala</w:t>
             </w:r>
           </w:p>
         </w:tc>
@@ -2533,7 +2533,7 @@
                 <w:rFonts w:ascii="Arial" w:cs="Arial" w:eastAsia="Arial" w:hAnsi="Arial"/>
                 <w:rtl w:val="0"/>
               </w:rPr>
-              <w:t xml:space="preserve">Sikap toleransi dan tidak memaksakan kehendak juga tercermin dalam cara murid memperlakukan lingkungan alam secara adil dan tidak eksploitatif, sebagai bentuk penghormatan terhadap keberagaman ciptaan Allah Swt., baik sesama manusia maupun makhluk hidup lainnya.</w:t>
+              <w:t>Sikap toleransi dan tidak memaksakan kehendak juga tercermin dalam cara murid memperlakukan lingkungan alam secara adil dan tidak eksploitatif, sebagai bentuk penghormatan terhadap keberagaman ciptaan Alloh Subhanahu Wata'ala, baik sesama manusia maupun makhluk hidup lainnya.</w:t>
             </w:r>
           </w:p>
         </w:tc>
@@ -3778,7 +3778,7 @@
           <w:color w:val="222222"/>
           <w:rtl w:val="0"/>
         </w:rPr>
-        <w:t xml:space="preserve">Murid memahami ayat Al-Qur'an dan hadis terkait dengan pentingnya toleransi, melalui kegiatan membaca tartil, menganalisis kaidah tajwid Lam dan Ra, memahami makna ayat dan hadis, serta mengembangkan gagasan aksi nyata untuk meningkatkan sikap toleransi di lingkungan sekolah dan masyarakat.</w:t>
+        <w:t>Murid memahami ayat Al-Qur'an dan hadits terkait dengan pentingnya toleransi, melalui kegiatan membaca tartil, menganalisis kaidah tajwid Lam dan Ra, memahami makna ayat dan hadits, serta mengembangkan gagasan aksi nyata untuk meningkatkan sikap toleransi di lingkungan sekolah dan masyarakat.</w:t>
       </w:r>
       <w:r>
         <w:rPr>
@@ -4338,7 +4338,7 @@
                 <w:szCs w:val="20"/>
                 <w:rtl w:val="0"/>
               </w:rPr>
-              <w:t xml:space="preserve">Menerapkan makna yang terkandung pada Q.S. al-Baqarah/2:256 beserta hadis terkait dalam kehidupan sehari-hari.</w:t>
+              <w:t>Menerapkan makna yang terkandung pada Q.S. al-Baqarah/2:256 beserta hadits terkait dalam kehidupan sehari-hari.</w:t>
             </w:r>
             <w:r>
               <w:rPr>
@@ -7338,14 +7338,13 @@
           <w:bCs w:val="1"/>
           <w:rtl w:val="0"/>
         </w:rPr>
-        <w:t xml:space="preserve">Fokus Pembelajaran: </w:t>
-      </w:r>
-      <w:r>
-        <w:rPr>
-          <w:rFonts w:ascii="Arial" w:cs="Arial" w:eastAsia="Arial" w:hAnsi="Arial"/>
-          <w:rtl w:val="0"/>
-        </w:rPr>
-        <w:t xml:space="preserve">Pemaknaan Ayat, Hadis, dan Penerapan Toleransi</w:t>
+        <w:t>Fokus Pembelajaran: Pemaknaan Ayat, hadits, dan Penerapan Toleransi</w:t>
+      </w:r>
+      <w:r>
+        <w:rPr>
+          <w:rFonts w:ascii="Arial" w:cs="Arial" w:eastAsia="Arial" w:hAnsi="Arial"/>
+          <w:rtl w:val="0"/>
+        </w:rPr>
       </w:r>
     </w:p>
     <w:p>
@@ -7364,7 +7363,7 @@
           <w:color w:val="0b5e3a"/>
           <w:rtl w:val="0"/>
         </w:rPr>
-        <w:t xml:space="preserve">IKTP: </w:t>
+        <w:t>IKTP: Menerapkan makna yang terkandung pada Q.S. al-Baqarah/2:256 beserta hadits terkait dalam kehidupan sehari-hari.</w:t>
       </w:r>
       <w:r>
         <w:rPr>
@@ -7373,7 +7372,6 @@
           <w:iCs w:val="1"/>
           <w:rtl w:val="0"/>
         </w:rPr>
-        <w:t xml:space="preserve">Menerapkan makna yang terkandung pada Q.S. al-Baqarah/2:256 beserta hadis terkait dalam kehidupan sehari-hari.</w:t>
       </w:r>
       <w:r>
         <w:rPr>
@@ -7861,7 +7859,7 @@
                 <w:szCs w:val="20"/>
                 <w:rtl w:val="0"/>
               </w:rPr>
-              <w:t xml:space="preserve">Murid menyimak penjelasan guru mengenai asbabun nuzul dan tafsir ringkas Q.S. al-Baqarah/2:256 tentang tidak adanya paksaan dalam beragama, dilengkapi dengan hadis Rasulullah saw. dan teladan Piagam Madinah tentang sikap toleransi kepada sesama, kemudian bertanya jawab untuk memperdalam pemahaman.</w:t>
+              <w:t>Murid menyimak penjelasan guru mengenai asbabun nuzul dan tafsir ringkas Q.S. al-Baqarah/2:256 tentang tidak adanya paksaan dalam beragama, dilengkapi dengan hadits Rasulullah saw. dan teladan Piagam Madinah tentang sikap toleransi kepada sesama, kemudian bertanya jawab untuk memperdalam pemahaman.</w:t>
             </w:r>
             <w:r>
               <w:rPr>
@@ -8010,7 +8008,7 @@
                 <w:szCs w:val="20"/>
                 <w:rtl w:val="0"/>
               </w:rPr>
-              <w:t xml:space="preserve">Murid berdiskusi dalam kelompok, mengkaji beberapa studi kasus kehidupan sehari-hari (di sekolah, keluarga, dan masyarakat) pada LK 3, menganalisis apakah kasus tersebut mencerminkan sikap toleransi sesuai ayat dan hadis, serta merumuskan sikap yang seharusnya diambil.</w:t>
+              <w:t>Murid berdiskusi dalam kelompok, mengkaji beberapa studi kasus kehidupan sehari-hari (di sekolah, keluarga, dan masyarakat) pada LK 3, menganalisis apakah kasus tersebut mencerminkan sikap toleransi sesuai ayat dan hadits, serta merumuskan sikap yang seharusnya diambil.</w:t>
             </w:r>
             <w:r>
               <w:rPr>
@@ -17833,7 +17831,7 @@
           <w:szCs w:val="20"/>
           <w:rtl w:val="0"/>
         </w:rPr>
-        <w:t xml:space="preserve">IKTP: </w:t>
+        <w:t>IKTP: Menerapkan makna yang terkandung pada Q.S. al-Baqarah/2:256 beserta hadits terkait dalam kehidupan sehari-hari.</w:t>
       </w:r>
       <w:r>
         <w:rPr>
@@ -17844,7 +17842,6 @@
           <w:szCs w:val="20"/>
           <w:rtl w:val="0"/>
         </w:rPr>
-        <w:t xml:space="preserve">Menerapkan makna yang terkandung pada Q.S. al-Baqarah/2:256 beserta hadis terkait dalam kehidupan sehari-hari.</w:t>
       </w:r>
       <w:r>
         <w:rPr>
@@ -17984,7 +17981,7 @@
           <w:color w:val="000000"/>
           <w:rtl w:val="0"/>
         </w:rPr>
-        <w:t xml:space="preserve">Diskusikan apakah kasus tersebut mencerminkan sikap toleransi sesuai ayat dan hadis, atau justru bertentangan.</w:t>
+        <w:t>Diskusikan apakah kasus tersebut mencerminkan sikap toleransi sesuai ayat dan hadits, atau justru bertentangan.</w:t>
       </w:r>
     </w:p>
     <w:p>
@@ -27142,17 +27139,6 @@
               </w:rPr>
             </w:r>
           </w:p>
-          <w:p>
-            <w:pPr>
-              <w:rPr/>
-            </w:pPr>
-            <w:r>
-              <w:rPr>
-                <w:rtl w:val="0"/>
-              </w:rPr>
-              <w:t xml:space="preserve">Mengetahui,</w:t>
-            </w:r>
-          </w:p>
         </w:tc>
         <w:tc>
           <w:tcPr>
@@ -27209,114 +27195,6 @@
                 <w:rtl w:val="0"/>
               </w:rPr>
               <w:t xml:space="preserve">Guru PAI dan Budi Pekerti,</w:t>
-            </w:r>
-          </w:p>
-        </w:tc>
-      </w:tr>
-      <w:tr>
-        <w:trPr>
-          <w:cantSplit w:val="0"/>
-          <w:trHeight w:val="315" w:hRule="atLeast"/>
-          <w:tblHeader w:val="0"/>
-        </w:trPr>
-        <w:tc>
-          <w:tcPr>
-            <w:shd w:fill="auto" w:val="clear"/>
-            <w:vAlign w:val="bottom"/>
-          </w:tcPr>
-          <w:p>
-            <w:pPr>
-              <w:rPr/>
-            </w:pPr>
-            <w:r>
-              <w:rPr>
-                <w:rtl w:val="0"/>
-              </w:rPr>
-            </w:r>
-          </w:p>
-          <w:p>
-            <w:pPr>
-              <w:rPr/>
-            </w:pPr>
-            <w:r>
-              <w:rPr>
-                <w:rtl w:val="0"/>
-              </w:rPr>
-            </w:r>
-          </w:p>
-          <w:p>
-            <w:pPr>
-              <w:rPr/>
-            </w:pPr>
-            <w:r>
-              <w:rPr>
-                <w:rtl w:val="0"/>
-              </w:rPr>
-            </w:r>
-          </w:p>
-          <w:p>
-            <w:pPr>
-              <w:rPr/>
-            </w:pPr>
-            <w:r>
-              <w:rPr>
-                <w:rtl w:val="0"/>
-              </w:rPr>
-            </w:r>
-          </w:p>
-        </w:tc>
-        <w:tc>
-          <w:tcPr>
-            <w:shd w:fill="auto" w:val="clear"/>
-            <w:vAlign w:val="bottom"/>
-          </w:tcPr>
-          <w:p>
-            <w:pPr>
-              <w:rPr/>
-            </w:pPr>
-            <w:r>
-              <w:rPr>
-                <w:rtl w:val="0"/>
-              </w:rPr>
-            </w:r>
-          </w:p>
-        </w:tc>
-      </w:tr>
-      <w:tr>
-        <w:trPr>
-          <w:cantSplit w:val="0"/>
-          <w:trHeight w:val="315" w:hRule="atLeast"/>
-          <w:tblHeader w:val="0"/>
-        </w:trPr>
-        <w:tc>
-          <w:tcPr>
-            <w:shd w:fill="auto" w:val="clear"/>
-            <w:vAlign w:val="bottom"/>
-          </w:tcPr>
-          <w:p>
-            <w:pPr>
-              <w:rPr/>
-            </w:pPr>
-            <w:r>
-              <w:rPr>
-                <w:rtl w:val="0"/>
-              </w:rPr>
-            </w:r>
-          </w:p>
-        </w:tc>
-        <w:tc>
-          <w:tcPr>
-            <w:shd w:fill="auto" w:val="clear"/>
-            <w:vAlign w:val="bottom"/>
-          </w:tcPr>
-          <w:p>
-            <w:pPr>
-              <w:rPr/>
-            </w:pPr>
-            <w:r>
-              <w:rPr>
-                <w:rtl w:val="0"/>
-              </w:rPr>
             </w:r>
           </w:p>
         </w:tc>
@@ -27466,7 +27344,7 @@
         <w:szCs w:val="16"/>
         <w:rtl w:val="0"/>
       </w:rPr>
-      <w:t xml:space="preserve">RPM PAI dan Budi Pekerti — Al-Qur'an Hadis — Kelas VIII</w:t>
+      <w:t>RPM PAI dan Budi Pekerti — Al-Qur'an hadits — Kelas VIII</w:t>
     </w:r>
     <w:r>
       <w:rPr>
